--- a/EJERCICIOS DE LOS ALUMNOS/JUAN ANTONIO/JAVA/metodo_calculadora.docx
+++ b/EJERCICIOS DE LOS ALUMNOS/JUAN ANTONIO/JAVA/metodo_calculadora.docx
@@ -1,6 +1,6 @@
 
 <file path=word/document.xml><?xml version="1.0" encoding="utf-8"?>
-<w:document xmlns:wpc="http://schemas.microsoft.com/office/word/2010/wordprocessingCanvas" xmlns:cx="http://schemas.microsoft.com/office/drawing/2014/chartex" xmlns:cx1="http://schemas.microsoft.com/office/drawing/2015/9/8/chartex" xmlns:cx2="http://schemas.microsoft.com/office/drawing/2015/10/21/chartex" xmlns:cx3="http://schemas.microsoft.com/office/drawing/2016/5/9/chartex" xmlns:cx4="http://schemas.microsoft.com/office/drawing/2016/5/10/chartex" xmlns:cx5="http://schemas.microsoft.com/office/drawing/2016/5/11/chartex" xmlns:cx6="http://schemas.microsoft.com/office/drawing/2016/5/12/chartex" xmlns:cx7="http://schemas.microsoft.com/office/drawing/2016/5/13/chartex" xmlns:cx8="http://schemas.microsoft.com/office/drawing/2016/5/14/chartex" xmlns:mc="http://schemas.openxmlformats.org/markup-compatibility/2006" xmlns:aink="http://schemas.microsoft.com/office/drawing/2016/ink" xmlns:am3d="http://schemas.microsoft.com/office/drawing/2017/model3d" xmlns:o="urn:schemas-microsoft-com:office:office" xmlns:oel="http://schemas.microsoft.com/office/2019/extlst" xmlns:r="http://schemas.openxmlformats.org/officeDocument/2006/relationships" xmlns:m="http://schemas.openxmlformats.org/officeDocument/2006/math" xmlns:v="urn:schemas-microsoft-com:vml" xmlns:wp14="http://schemas.microsoft.com/office/word/2010/wordprocessingDrawing" xmlns:wp="http://schemas.openxmlformats.org/drawingml/2006/wordprocessingDrawing" xmlns:w10="urn:schemas-microsoft-com:office:word" xmlns:w="http://schemas.openxmlformats.org/wordprocessingml/2006/main" xmlns:w14="http://schemas.microsoft.com/office/word/2010/wordml" xmlns:w15="http://schemas.microsoft.com/office/word/2012/wordml" xmlns:w16cex="http://schemas.microsoft.com/office/word/2018/wordml/cex" xmlns:w16cid="http://schemas.microsoft.com/office/word/2016/wordml/cid" xmlns:w16="http://schemas.microsoft.com/office/word/2018/wordml" xmlns:w16du="http://schemas.microsoft.com/office/word/2023/wordml/word16du" xmlns:w16sdtdh="http://schemas.microsoft.com/office/word/2020/wordml/sdtdatahash" xmlns:w16sdtfl="http://schemas.microsoft.com/office/word/2024/wordml/sdtformatlock" xmlns:w16se="http://schemas.microsoft.com/office/word/2015/wordml/symex" xmlns:wpg="http://schemas.microsoft.com/office/word/2010/wordprocessingGroup" xmlns:wpi="http://schemas.microsoft.com/office/word/2010/wordprocessingInk" xmlns:wne="http://schemas.microsoft.com/office/word/2006/wordml" xmlns:wps="http://schemas.microsoft.com/office/word/2010/wordprocessingShape" mc:Ignorable="w14 w15 w16se w16cid w16 w16cex w16sdtdh w16sdtfl w16du wp14">
+<w:document xmlns:wpc="http://schemas.microsoft.com/office/word/2010/wordprocessingCanvas" xmlns:cx="http://schemas.microsoft.com/office/drawing/2014/chartex" xmlns:cx1="http://schemas.microsoft.com/office/drawing/2015/9/8/chartex" xmlns:cx2="http://schemas.microsoft.com/office/drawing/2015/10/21/chartex" xmlns:cx3="http://schemas.microsoft.com/office/drawing/2016/5/9/chartex" xmlns:cx4="http://schemas.microsoft.com/office/drawing/2016/5/10/chartex" xmlns:cx5="http://schemas.microsoft.com/office/drawing/2016/5/11/chartex" xmlns:cx6="http://schemas.microsoft.com/office/drawing/2016/5/12/chartex" xmlns:cx7="http://schemas.microsoft.com/office/drawing/2016/5/13/chartex" xmlns:cx8="http://schemas.microsoft.com/office/drawing/2016/5/14/chartex" xmlns:mc="http://schemas.openxmlformats.org/markup-compatibility/2006" xmlns:aink="http://schemas.microsoft.com/office/drawing/2016/ink" xmlns:am3d="http://schemas.microsoft.com/office/drawing/2017/model3d" xmlns:o="urn:schemas-microsoft-com:office:office" xmlns:oel="http://schemas.microsoft.com/office/2019/extlst" xmlns:r="http://schemas.openxmlformats.org/officeDocument/2006/relationships" xmlns:m="http://schemas.openxmlformats.org/officeDocument/2006/math" xmlns:v="urn:schemas-microsoft-com:vml" xmlns:wp14="http://schemas.microsoft.com/office/word/2010/wordprocessingDrawing" xmlns:wp="http://schemas.openxmlformats.org/drawingml/2006/wordprocessingDrawing" xmlns:w10="urn:schemas-microsoft-com:office:word" xmlns:w="http://schemas.openxmlformats.org/wordprocessingml/2006/main" xmlns:w14="http://schemas.microsoft.com/office/word/2010/wordml" xmlns:w15="http://schemas.microsoft.com/office/word/2012/wordml" xmlns:w16cex="http://schemas.microsoft.com/office/word/2018/wordml/cex" xmlns:w16cid="http://schemas.microsoft.com/office/word/2016/wordml/cid" xmlns:w16="http://schemas.microsoft.com/office/word/2018/wordml" xmlns:w16sdtdh="http://schemas.microsoft.com/office/word/2020/wordml/sdtdatahash" xmlns:w16se="http://schemas.microsoft.com/office/word/2015/wordml/symex" xmlns:wpg="http://schemas.microsoft.com/office/word/2010/wordprocessingGroup" xmlns:wpi="http://schemas.microsoft.com/office/word/2010/wordprocessingInk" xmlns:wne="http://schemas.microsoft.com/office/word/2006/wordml" xmlns:wps="http://schemas.microsoft.com/office/word/2010/wordprocessingShape" mc:Ignorable="w14 w15 w16se w16cid w16 w16cex w16sdtdh wp14">
   <w:body>
     <w:p>
       <w:r>
@@ -13,10 +13,10 @@
     <w:p>
       <w:r>
         <w:drawing>
-          <wp:inline distT="0" distB="0" distL="0" distR="0" wp14:anchorId="06129FF1" wp14:editId="1DC79E34">
-            <wp:extent cx="6645910" cy="3836670"/>
-            <wp:effectExtent l="0" t="0" r="2540" b="0"/>
-            <wp:docPr id="309780266" name="Imagen 1"/>
+          <wp:inline distT="0" distB="0" distL="0" distR="0" wp14:anchorId="297DA871" wp14:editId="54B3C74C">
+            <wp:extent cx="5334744" cy="9154803"/>
+            <wp:effectExtent l="0" t="0" r="0" b="8255"/>
+            <wp:docPr id="3" name="Imagen 3"/>
             <wp:cNvGraphicFramePr>
               <a:graphicFrameLocks xmlns:a="http://schemas.openxmlformats.org/drawingml/2006/main" noChangeAspect="1"/>
             </wp:cNvGraphicFramePr>
@@ -24,7 +24,7 @@
               <a:graphicData uri="http://schemas.openxmlformats.org/drawingml/2006/picture">
                 <pic:pic xmlns:pic="http://schemas.openxmlformats.org/drawingml/2006/picture">
                   <pic:nvPicPr>
-                    <pic:cNvPr id="309780266" name=""/>
+                    <pic:cNvPr id="1" name=""/>
                     <pic:cNvPicPr/>
                   </pic:nvPicPr>
                   <pic:blipFill>
@@ -36,7 +36,52 @@
                   <pic:spPr>
                     <a:xfrm>
                       <a:off x="0" y="0"/>
-                      <a:ext cx="6645910" cy="3836670"/>
+                      <a:ext cx="5334744" cy="9154803"/>
+                    </a:xfrm>
+                    <a:prstGeom prst="rect">
+                      <a:avLst/>
+                    </a:prstGeom>
+                  </pic:spPr>
+                </pic:pic>
+              </a:graphicData>
+            </a:graphic>
+          </wp:inline>
+        </w:drawing>
+      </w:r>
+    </w:p>
+    <w:p>
+      <w:r>
+        <w:lastRenderedPageBreak/>
+        <w:t>CALCULADORA MÉTODOS PROPIOS Y MÉTODO MAIN EN CLASES DISTINTAS</w:t>
+      </w:r>
+    </w:p>
+    <w:p>
+      <w:r>
+        <w:drawing>
+          <wp:inline distT="0" distB="0" distL="0" distR="0" wp14:anchorId="35A26096" wp14:editId="02744DE7">
+            <wp:extent cx="3385135" cy="3476625"/>
+            <wp:effectExtent l="0" t="0" r="6350" b="0"/>
+            <wp:docPr id="2" name="Imagen 2"/>
+            <wp:cNvGraphicFramePr>
+              <a:graphicFrameLocks xmlns:a="http://schemas.openxmlformats.org/drawingml/2006/main" noChangeAspect="1"/>
+            </wp:cNvGraphicFramePr>
+            <a:graphic xmlns:a="http://schemas.openxmlformats.org/drawingml/2006/main">
+              <a:graphicData uri="http://schemas.openxmlformats.org/drawingml/2006/picture">
+                <pic:pic xmlns:pic="http://schemas.openxmlformats.org/drawingml/2006/picture">
+                  <pic:nvPicPr>
+                    <pic:cNvPr id="1" name=""/>
+                    <pic:cNvPicPr/>
+                  </pic:nvPicPr>
+                  <pic:blipFill>
+                    <a:blip r:embed="rId5"/>
+                    <a:stretch>
+                      <a:fillRect/>
+                    </a:stretch>
+                  </pic:blipFill>
+                  <pic:spPr>
+                    <a:xfrm>
+                      <a:off x="0" y="0"/>
+                      <a:ext cx="3391258" cy="3482914"/>
                     </a:xfrm>
                     <a:prstGeom prst="rect">
                       <a:avLst/>
@@ -52,10 +97,10 @@
     <w:p>
       <w:r>
         <w:drawing>
-          <wp:inline distT="0" distB="0" distL="0" distR="0" wp14:anchorId="2005C386" wp14:editId="182AA12E">
-            <wp:extent cx="2276793" cy="1219370"/>
-            <wp:effectExtent l="0" t="0" r="9525" b="0"/>
-            <wp:docPr id="1379055435" name="Imagen 1"/>
+          <wp:inline distT="0" distB="0" distL="0" distR="0" wp14:anchorId="5617433A" wp14:editId="10AAEDB7">
+            <wp:extent cx="5324475" cy="5766062"/>
+            <wp:effectExtent l="0" t="0" r="0" b="6350"/>
+            <wp:docPr id="1" name="Imagen 1"/>
             <wp:cNvGraphicFramePr>
               <a:graphicFrameLocks xmlns:a="http://schemas.openxmlformats.org/drawingml/2006/main" noChangeAspect="1"/>
             </wp:cNvGraphicFramePr>
@@ -63,11 +108,11 @@
               <a:graphicData uri="http://schemas.openxmlformats.org/drawingml/2006/picture">
                 <pic:pic xmlns:pic="http://schemas.openxmlformats.org/drawingml/2006/picture">
                   <pic:nvPicPr>
-                    <pic:cNvPr id="1379055435" name=""/>
+                    <pic:cNvPr id="1" name=""/>
                     <pic:cNvPicPr/>
                   </pic:nvPicPr>
                   <pic:blipFill>
-                    <a:blip r:embed="rId5"/>
+                    <a:blip r:embed="rId6"/>
                     <a:stretch>
                       <a:fillRect/>
                     </a:stretch>
@@ -75,7 +120,7 @@
                   <pic:spPr>
                     <a:xfrm>
                       <a:off x="0" y="0"/>
-                      <a:ext cx="2276793" cy="1219370"/>
+                      <a:ext cx="5342801" cy="5785908"/>
                     </a:xfrm>
                     <a:prstGeom prst="rect">
                       <a:avLst/>
@@ -92,105 +137,6 @@
     <w:p/>
     <w:p/>
     <w:p/>
-    <w:p/>
-    <w:p/>
-    <w:p/>
-    <w:p/>
-    <w:p/>
-    <w:p/>
-    <w:p/>
-    <w:p/>
-    <w:p/>
-    <w:p>
-      <w:r>
-        <w:lastRenderedPageBreak/>
-        <w:t xml:space="preserve">CALCULADORA MÉTODOS PROPIOS Y MÉTODO MAIN EN </w:t>
-      </w:r>
-      <w:r>
-        <w:t>CLASES DISTINTAS</w:t>
-      </w:r>
-    </w:p>
-    <w:p>
-      <w:r>
-        <w:drawing>
-          <wp:inline distT="0" distB="0" distL="0" distR="0" wp14:anchorId="063BCC19" wp14:editId="3F117F33">
-            <wp:extent cx="5601482" cy="3048425"/>
-            <wp:effectExtent l="0" t="0" r="0" b="0"/>
-            <wp:docPr id="679739966" name="Imagen 1"/>
-            <wp:cNvGraphicFramePr>
-              <a:graphicFrameLocks xmlns:a="http://schemas.openxmlformats.org/drawingml/2006/main" noChangeAspect="1"/>
-            </wp:cNvGraphicFramePr>
-            <a:graphic xmlns:a="http://schemas.openxmlformats.org/drawingml/2006/main">
-              <a:graphicData uri="http://schemas.openxmlformats.org/drawingml/2006/picture">
-                <pic:pic xmlns:pic="http://schemas.openxmlformats.org/drawingml/2006/picture">
-                  <pic:nvPicPr>
-                    <pic:cNvPr id="679739966" name=""/>
-                    <pic:cNvPicPr/>
-                  </pic:nvPicPr>
-                  <pic:blipFill>
-                    <a:blip r:embed="rId6"/>
-                    <a:stretch>
-                      <a:fillRect/>
-                    </a:stretch>
-                  </pic:blipFill>
-                  <pic:spPr>
-                    <a:xfrm>
-                      <a:off x="0" y="0"/>
-                      <a:ext cx="5601482" cy="3048425"/>
-                    </a:xfrm>
-                    <a:prstGeom prst="rect">
-                      <a:avLst/>
-                    </a:prstGeom>
-                  </pic:spPr>
-                </pic:pic>
-              </a:graphicData>
-            </a:graphic>
-          </wp:inline>
-        </w:drawing>
-      </w:r>
-    </w:p>
-    <w:p>
-      <w:r>
-        <w:drawing>
-          <wp:inline distT="0" distB="0" distL="0" distR="0" wp14:anchorId="5EF23A3A" wp14:editId="3C8D2AC8">
-            <wp:extent cx="5611849" cy="5042288"/>
-            <wp:effectExtent l="0" t="0" r="8255" b="6350"/>
-            <wp:docPr id="5162091" name="Imagen 1"/>
-            <wp:cNvGraphicFramePr>
-              <a:graphicFrameLocks xmlns:a="http://schemas.openxmlformats.org/drawingml/2006/main" noChangeAspect="1"/>
-            </wp:cNvGraphicFramePr>
-            <a:graphic xmlns:a="http://schemas.openxmlformats.org/drawingml/2006/main">
-              <a:graphicData uri="http://schemas.openxmlformats.org/drawingml/2006/picture">
-                <pic:pic xmlns:pic="http://schemas.openxmlformats.org/drawingml/2006/picture">
-                  <pic:nvPicPr>
-                    <pic:cNvPr id="5162091" name=""/>
-                    <pic:cNvPicPr/>
-                  </pic:nvPicPr>
-                  <pic:blipFill>
-                    <a:blip r:embed="rId7"/>
-                    <a:stretch>
-                      <a:fillRect/>
-                    </a:stretch>
-                  </pic:blipFill>
-                  <pic:spPr>
-                    <a:xfrm>
-                      <a:off x="0" y="0"/>
-                      <a:ext cx="5626826" cy="5055745"/>
-                    </a:xfrm>
-                    <a:prstGeom prst="rect">
-                      <a:avLst/>
-                    </a:prstGeom>
-                  </pic:spPr>
-                </pic:pic>
-              </a:graphicData>
-            </a:graphic>
-          </wp:inline>
-        </w:drawing>
-      </w:r>
-    </w:p>
-    <w:p/>
-    <w:p/>
-    <w:p/>
     <w:sectPr>
       <w:pgSz w:w="11906" w:h="16838"/>
       <w:pgMar w:top="720" w:right="720" w:bottom="720" w:left="720" w:header="708" w:footer="708" w:gutter="0"/>
@@ -202,7 +148,7 @@
 </file>
 
 <file path=word/styles.xml><?xml version="1.0" encoding="utf-8"?>
-<w:styles xmlns:mc="http://schemas.openxmlformats.org/markup-compatibility/2006" xmlns:r="http://schemas.openxmlformats.org/officeDocument/2006/relationships" xmlns:w="http://schemas.openxmlformats.org/wordprocessingml/2006/main" xmlns:w14="http://schemas.microsoft.com/office/word/2010/wordml" xmlns:w15="http://schemas.microsoft.com/office/word/2012/wordml" xmlns:w16cex="http://schemas.microsoft.com/office/word/2018/wordml/cex" xmlns:w16cid="http://schemas.microsoft.com/office/word/2016/wordml/cid" xmlns:w16="http://schemas.microsoft.com/office/word/2018/wordml" xmlns:w16du="http://schemas.microsoft.com/office/word/2023/wordml/word16du" xmlns:w16sdtdh="http://schemas.microsoft.com/office/word/2020/wordml/sdtdatahash" xmlns:w16sdtfl="http://schemas.microsoft.com/office/word/2024/wordml/sdtformatlock" xmlns:w16se="http://schemas.microsoft.com/office/word/2015/wordml/symex" mc:Ignorable="w14 w15 w16se w16cid w16 w16cex w16sdtdh w16sdtfl w16du">
+<w:styles xmlns:mc="http://schemas.openxmlformats.org/markup-compatibility/2006" xmlns:r="http://schemas.openxmlformats.org/officeDocument/2006/relationships" xmlns:w="http://schemas.openxmlformats.org/wordprocessingml/2006/main" xmlns:w14="http://schemas.microsoft.com/office/word/2010/wordml" xmlns:w15="http://schemas.microsoft.com/office/word/2012/wordml" xmlns:w16cex="http://schemas.microsoft.com/office/word/2018/wordml/cex" xmlns:w16cid="http://schemas.microsoft.com/office/word/2016/wordml/cid" xmlns:w16="http://schemas.microsoft.com/office/word/2018/wordml" xmlns:w16sdtdh="http://schemas.microsoft.com/office/word/2020/wordml/sdtdatahash" xmlns:w16se="http://schemas.microsoft.com/office/word/2015/wordml/symex" mc:Ignorable="w14 w15 w16se w16cid w16 w16cex w16sdtdh">
   <w:docDefaults>
     <w:rPrDefault>
       <w:rPr>
